--- a/docs/monografia/Artigo_Ecossistema_Escolar.docx
+++ b/docs/monografia/Artigo_Ecossistema_Escolar.docx
@@ -255,7 +255,7 @@
           <w:i w:val="0"/>
           <w:sz w:val="20"/>
         </w:rPr>
-        <w:t>O termo ecologia foi cunhado por Ernst Haeckel no século XIX para designar o estudo das relações entre os seres vivos e o ambiente em que vivem (Egerton, 2013). A partir desse campo, Arthur George Tansley desenvolveu o conceito de ecossistema para representar o conjunto de relações entre organismos e os fatores ambientais que compõem um determinado ambiente (Cameron, 2017). Com o avanço dos estudos organizacionais e comunicacionais, esse conceito passou a ser aplicado à compreensão de sistemas compostos por elementos coletivos que interagem entre si, incluindo o contexto educacional. Nesse sentido, o ambiente escolar pode ser entendido como um ecossistema formado por alunos, professores, gestores e ferramentas tecnológicas que se relacionam continuamente no processo de ensino e aprendizagem. A transformação digital tem papel central nessa dinâmica, uma vez que o computador pode atuar como instrumento de apoio ao registro do desenvolvimento dos alunos e à organização das atividades pedagógicas (Lévy, 1998), enquanto a educomunicação reforça a importância das tecnologias digitais como ferramentas de mediação entre educação e comunicação (Soares, 2011).</w:t>
+        <w:t>Instituições de ensino brasileiras costumam depender de múltiplos sistemas isolados para tarefas que, na prática, são interdependentes: um sistema para o diário de classe, outro para comunicados aos responsáveis, planilhas paralelas para o controle de tarefas e provas e aplicativos de mensagem informais para o contato entre professores e alunos. Essa fragmentação dificulta o acompanhamento integrado do desempenho e da rotina escolar e foi um dos fatores que motivaram o desenvolvimento do Ecossistema Escolar: uma plataforma única que integra gestão acadêmica, comunicação institucional e apoio ao estudo. O nome do projeto retoma, de forma direta, o conceito biológico de ecossistema — cunhado por Ernst Haeckel e desenvolvido por Arthur Tansley para descrever o conjunto de relações entre organismos e o ambiente que habitam (Egerton, 2013; Cameron, 2017) — para representar a escola como um sistema de relações contínuas entre alunos, professores, gestores e as ferramentas tecnológicas que os conectam, ideia reforçada pela educomunicação, que situa a tecnologia digital como mediadora entre educação e comunicação (Soares, 2011).</w:t>
       </w:r>
     </w:p>
     <w:p>
@@ -271,7 +271,7 @@
           <w:i w:val="0"/>
           <w:sz w:val="20"/>
         </w:rPr>
-        <w:t>A realidade educacional brasileira ainda apresenta desafios estruturais e sociais relevantes. Levantamentos do Censo Escolar apontam aumento nos índices de evasão no ensino médio nos últimos anos, evidenciando dificuldades no acompanhamento do desempenho e na permanência dos estudantes na escola (G1, 2024). Dados sobre a educação no Brasil também apontam a persistência de desigualdades relacionadas ao acesso a dispositivos digitais e à internet com finalidade pedagógica em parte das escolas públicas (Educacional, [20--]). Tais condições reforçam que, além das barreiras pedagógicas, existem desafios organizacionais que comprometem a continuidade do processo educacional, o que dialoga com a afirmação de Paulo Freire de que “a educação não transforma o mundo. Educação muda as pessoas. Pessoas transformam o mundo” (Freire, 1979, p. 84).</w:t>
+        <w:t>Esse problema de fragmentação e falta de acompanhamento não é apenas organizacional: levantamentos do Censo Escolar apontam aumento nos índices de evasão no ensino médio, evidenciando dificuldades no acompanhamento do desempenho e na permanência dos estudantes na escola (G1, 2024), e a ausência de canais de comunicação centralizados e ágeis entre escola, professores e famílias figura entre os fatores que dificultam a identificação precoce desse risco. Some-se a isso a desigualdade no acesso a dispositivos digitais e à internet com finalidade pedagógica em parte das escolas públicas brasileiras (Educacional, [20--]), que reforça a necessidade de soluções simples de usar e compatíveis com o uso via smartphone, já disponível à maioria dos estudantes. Tais condições dialogam com a afirmação de Paulo Freire de que “a educação não transforma o mundo. Educação muda as pessoas. Pessoas transformam o mundo” (Freire, 1979, p. 84), na medida em que ferramentas de acompanhamento eficaz são parte das condições que viabilizam essa transformação.</w:t>
       </w:r>
     </w:p>
     <w:p>
@@ -287,7 +287,7 @@
           <w:i w:val="0"/>
           <w:sz w:val="20"/>
         </w:rPr>
-        <w:t>Paralelamente a esses desafios, o uso de inteligência artificial no contexto educacional tem crescido como recurso de apoio à aprendizagem, sendo empregada tanto em abordagens tradicionais, baseadas em regras e na análise de dados, quanto em modelos generativos, capazes de personalizar conteúdos e recomendações de estudo de acordo com as necessidades de cada usuário (Morais, 2024). Essa combinação amplia as possibilidades de apoio individualizado ao estudante, sobretudo quando integrada a plataformas que já concentram as demais rotinas acadêmicas.</w:t>
+        <w:t>Diante desse cenário, soluções de gestão acadêmica já consolidadas no mercado, como Google Classroom e Moodle, cobrem parcialmente a organização de atividades, mas concentram-se pouco na comunicação institucional em tempo real e não oferecem apoio personalizado ao estudo. O uso de inteligência artificial no contexto educacional preenche parte dessa lacuna: modelos generativos são capazes de personalizar conteúdos e recomendações de estudo de acordo com as necessidades de cada usuário (Morais, 2024), ampliando as possibilidades de apoio individualizado quando integrados a uma plataforma que já concentra as demais rotinas acadêmicas.</w:t>
       </w:r>
     </w:p>
     <w:p>
@@ -303,7 +303,7 @@
           <w:i w:val="0"/>
           <w:sz w:val="20"/>
         </w:rPr>
-        <w:t>Diante desse cenário, o presente trabalho tem como objetivo apresentar o desenvolvimento do Ecossistema Escolar, uma plataforma digital voltada à centralização da gestão acadêmica, ao fortalecimento da comunicação entre os agentes da comunidade escolar e ao apoio ao processo de ensino e aprendizagem por meio de recursos de inteligência artificial.</w:t>
+        <w:t>A partir desse contexto, o presente trabalho tem como objetivo apresentar o desenvolvimento do Ecossistema Escolar, uma plataforma digital que integra, numa única solução, a gestão acadêmica (tarefas, provas e calendário), a comunicação institucional em tempo real entre alunos, professores, coordenação, direção e secretaria, e recursos de inteligência artificial generativa para apoio personalizado ao estudo — contribuição que se distingue das soluções isoladas hoje utilizadas por parte das escolas brasileiras.</w:t>
       </w:r>
     </w:p>
     <w:p>
@@ -393,6 +393,16 @@
           <w:sz w:val="20"/>
         </w:rPr>
         <w:t>A segurança e o controle de acesso são garantidos por meio de JSON Web Token (JWT), padrão que permite ao servidor validar a identidade dos usuários sem a necessidade de armazenar sessões em memória (JWT, 2026). Para a comunicação em tempo real entre usuários, como conversas e grupos de organização de atividades, foi adotado o protocolo WebSocket, que mantém uma conexão persistente e bidirecional entre cliente e servidor (Fette; Melnikov, 2011). O envio de avisos e lembretes relacionados a provas, entregas de atividades e comunicados institucionais é realizado por meio da Evolution API, que integra o sistema ao aplicativo WhatsApp (Evolution API, 2026). A Figura 1 sintetiza essa arquitetura do lado do servidor, relacionando o ambiente de execução, o banco de dados e os mecanismos de comunicação e integração externa.</w:t>
+      </w:r>
+    </w:p>
+    <w:p>
+      <w:pPr/>
+      <w:r>
+        <w:rPr>
+          <w:rFonts w:ascii="Arial" w:hAnsi="Arial"/>
+          <w:sz w:val="20"/>
+        </w:rPr>
+        <w:t>Como o sistema manipula dados pessoais de alunos, professores e responsáveis — muitos deles menores de idade —, a proteção de dados foi tratada como parte do desenho da arquitetura, não apenas como consequência do uso de JWT. As senhas são armazenadas somente na forma de hash (bcrypt), nunca em texto plano; a identidade técnica dos usuários e das demais entidades do sistema é representada por identificadores não sensíveis (GUID), evitando que documentos como o CPF circulem em URLs, parâmetros de rota ou registros de acesso do servidor; o acesso aos dados é escopado por escola e por função (professor, aluno, coordenação, direção, secretaria), de modo que cada usuário só alcança informações da própria instituição e do próprio papel; e ações administrativas sensíveis ficam registradas em um módulo de auditoria, com exclusão lógica (soft delete) dos registros de usuário em vez de remoção definitiva, preservando o histórico necessário para eventuais apurações. Esses mecanismos dialogam com princípios da Lei Geral de Proteção de Dados Pessoais — minimização, segurança e prestação de contas (Brasil, 2018) —, ainda que o projeto não tenha implementado, nesta etapa, um fluxo formal de consentimento dos responsáveis legais nem uma política de retenção e exclusão de dados, aspectos que ficam como recomendação para trabalhos futuros, sobretudo por envolver usuários menores de idade.</w:t>
       </w:r>
     </w:p>
     <w:p>
@@ -998,6 +1008,16 @@
       </w:r>
     </w:p>
     <w:p>
+      <w:pPr/>
+      <w:r>
+        <w:rPr>
+          <w:rFonts w:ascii="Arial" w:hAnsi="Arial"/>
+          <w:sz w:val="20"/>
+        </w:rPr>
+        <w:t>A validação do sistema foi conduzida por meio de testes funcionais manuais, cobrindo os principais fluxos de uso de cada perfil (aluno, professor, coordenação, direção e secretaria) — autenticação, criação e entrega de tarefas e provas, comunicação em tempo real por WebSocket e geração de recomendações de estudo por inteligência artificial —, além de testes pontuais de endpoints da API por meio de coleções do Postman. Esses testes confirmaram o funcionamento correto dos fluxos previstos, mas não incluíram medições formais de desempenho sob carga, testes de usabilidade estruturados (por exemplo, com escalas como o System Usability Scale) ou comparação quantitativa direta com plataformas consolidadas como Google Classroom e Moodle. A ausência dessas avaliações é reconhecida como uma limitação do presente trabalho, e sua realização é recomendada como direção para trabalhos futuros, de modo a complementar a validação funcional aqui apresentada com evidências quantitativas de desempenho e de aceitação pelos usuários.</w:t>
+      </w:r>
+    </w:p>
+    <w:p>
       <w:pPr>
         <w:spacing w:before="0" w:after="0" w:line="240" w:lineRule="auto"/>
         <w:jc w:val="left"/>
@@ -1169,6 +1189,16 @@
           <w:i w:val="0"/>
           <w:sz w:val="20"/>
         </w:rPr>
+      </w:r>
+    </w:p>
+    <w:p>
+      <w:pPr/>
+      <w:r>
+        <w:rPr>
+          <w:rFonts w:ascii="Arial" w:hAnsi="Arial"/>
+          <w:sz w:val="20"/>
+        </w:rPr>
+        <w:t>BRASIL. Lei nº 13.709, de 14 de agosto de 2018. Lei Geral de Proteção de Dados Pessoais (LGPD). Diário Oficial da União: seção 1, Brasília, DF, 15 ago. 2018.</w:t>
       </w:r>
     </w:p>
     <w:p>
@@ -1525,6 +1555,24 @@
       </w:rPr>
       <w:t>XXX Encontro Latino Americano de Iniciação Científica, XXVI Encontro Latino Americano de Pós-Graduação e XVI Encontro de Iniciação à Docência - Universidade do Vale do Paraíba – 2026</w:t>
     </w:r>
+    <w:r>
+      <w:t xml:space="preserve"> – Página </w:t>
+    </w:r>
+    <w:r>
+      <w:fldChar w:fldCharType="begin"/>
+    </w:r>
+    <w:r>
+      <w:instrText xml:space="preserve"> PAGE </w:instrText>
+    </w:r>
+    <w:r>
+      <w:fldChar w:fldCharType="separate"/>
+    </w:r>
+    <w:r>
+      <w:t>1</w:t>
+    </w:r>
+    <w:r>
+      <w:fldChar w:fldCharType="end"/>
+    </w:r>
   </w:p>
 </w:ftr>
 </file>
